--- a/docs/samples/sample-history.docx
+++ b/docs/samples/sample-history.docx
@@ -200,7 +200,7 @@
                 <w:sz w:val="20"/>
                 <w:szCs w:val="20"/>
               </w:rPr>
-              <w:t xml:space="preserve">Изюмский Иван Игоревич (Ivan Izyumsky)</w:t>
+              <w:t xml:space="preserve">Иванов Иван Иванович (Ivan Ivanov)</w:t>
             </w:r>
           </w:p>
         </w:tc>
@@ -221,6 +221,7 @@
             <w:r>
               <w:rPr>
                 <w:rFonts w:ascii="Calibri" w:cs="Calibri" w:eastAsia="Calibri" w:hAnsi="Calibri"/>
+                <w:strike w:val="false"/>
                 <w:sz w:val="20"/>
                 <w:szCs w:val="20"/>
               </w:rPr>
@@ -286,7 +287,7 @@
                 <w:sz w:val="20"/>
                 <w:szCs w:val="20"/>
               </w:rPr>
-              <w:t xml:space="preserve">Кедрова Татьяна Сергеевна (Tatyana Kedrova)</w:t>
+              <w:t xml:space="preserve">Петрова Анна Сергеевна (Anna Petrova)</w:t>
             </w:r>
           </w:p>
         </w:tc>
@@ -307,6 +308,7 @@
             <w:r>
               <w:rPr>
                 <w:rFonts w:ascii="Calibri" w:cs="Calibri" w:eastAsia="Calibri" w:hAnsi="Calibri"/>
+                <w:strike w:val="false"/>
                 <w:color w:val="D04498"/>
                 <w:sz w:val="20"/>
                 <w:szCs w:val="20"/>
@@ -376,7 +378,7 @@
                 <w:sz w:val="20"/>
                 <w:szCs w:val="20"/>
               </w:rPr>
-              <w:t xml:space="preserve">Кусков Евгений Павлович (Evgeniy Kuskov)</w:t>
+              <w:t xml:space="preserve">Сидоров Пётр Павлович (Petr Sidorov)</w:t>
             </w:r>
           </w:p>
         </w:tc>
@@ -397,6 +399,7 @@
             <w:r>
               <w:rPr>
                 <w:rFonts w:ascii="Calibri" w:cs="Calibri" w:eastAsia="Calibri" w:hAnsi="Calibri"/>
+                <w:strike w:val="false"/>
                 <w:color w:val="36B37E"/>
                 <w:sz w:val="20"/>
                 <w:szCs w:val="20"/>
